--- a/reportbook/Java Project Reportbook. (2).docx
+++ b/reportbook/Java Project Reportbook. (2).docx
@@ -11829,168 +11829,53 @@
       </w:r>
     </w:p>
     <w:p>
-      <w:pPr>
-        <w:numPr>
-          <w:ilvl w:val="0"/>
-          <w:numId w:val="20"/>
-        </w:numPr>
-        <w:spacing w:before="240"/>
-        <w:rPr>
-          <w:rFonts w:ascii="Times New Roman" w:eastAsia="Times New Roman" w:hAnsi="Times New Roman" w:cs="Times New Roman"/>
-          <w:sz w:val="24"/>
-          <w:szCs w:val="24"/>
-        </w:rPr>
-      </w:pPr>
-      <w:r>
-        <w:rPr>
-          <w:rFonts w:ascii="Times New Roman" w:eastAsia="Times New Roman" w:hAnsi="Times New Roman" w:cs="Times New Roman"/>
-          <w:sz w:val="24"/>
-          <w:szCs w:val="24"/>
-        </w:rPr>
-        <w:t>Java documentation</w:t>
-      </w:r>
-    </w:p>
-    <w:p>
-      <w:pPr>
-        <w:numPr>
-          <w:ilvl w:val="0"/>
-          <w:numId w:val="20"/>
-        </w:numPr>
-        <w:rPr>
-          <w:rFonts w:ascii="Times New Roman" w:eastAsia="Times New Roman" w:hAnsi="Times New Roman" w:cs="Times New Roman"/>
-          <w:sz w:val="24"/>
-          <w:szCs w:val="24"/>
-        </w:rPr>
-      </w:pPr>
-      <w:r>
-        <w:rPr>
-          <w:rFonts w:ascii="Times New Roman" w:eastAsia="Times New Roman" w:hAnsi="Times New Roman" w:cs="Times New Roman"/>
-          <w:sz w:val="24"/>
-          <w:szCs w:val="24"/>
-        </w:rPr>
-        <w:t>Spring Boot documentation</w:t>
-      </w:r>
-    </w:p>
-    <w:p>
-      <w:pPr>
-        <w:numPr>
-          <w:ilvl w:val="0"/>
-          <w:numId w:val="20"/>
-        </w:numPr>
-        <w:rPr>
-          <w:rFonts w:ascii="Times New Roman" w:eastAsia="Times New Roman" w:hAnsi="Times New Roman" w:cs="Times New Roman"/>
-          <w:sz w:val="24"/>
-          <w:szCs w:val="24"/>
-        </w:rPr>
-      </w:pPr>
-      <w:r>
-        <w:rPr>
-          <w:rFonts w:ascii="Times New Roman" w:eastAsia="Times New Roman" w:hAnsi="Times New Roman" w:cs="Times New Roman"/>
-          <w:sz w:val="24"/>
-          <w:szCs w:val="24"/>
-        </w:rPr>
-        <w:t>Spring Data JPA documentation</w:t>
-      </w:r>
-    </w:p>
-    <w:p>
-      <w:pPr>
-        <w:pStyle w:val="ListParagraph"/>
-        <w:numPr>
-          <w:ilvl w:val="0"/>
-          <w:numId w:val="20"/>
-        </w:numPr>
-        <w:rPr>
-          <w:rFonts w:ascii="Times New Roman" w:eastAsia="Times New Roman" w:hAnsi="Times New Roman" w:cs="Times New Roman"/>
-          <w:sz w:val="24"/>
-          <w:szCs w:val="24"/>
-        </w:rPr>
-      </w:pPr>
-      <w:hyperlink r:id="rId6" w:history="1">
-        <w:r>
-          <w:rPr>
-            <w:rStyle w:val="instancename"/>
-            <w:rFonts w:ascii="Times New Roman" w:hAnsi="Times New Roman" w:cs="Times New Roman"/>
-            <w:sz w:val="24"/>
-            <w:szCs w:val="24"/>
-          </w:rPr>
-          <w:t>Database Management System 3thEdition(206-DBMS)</w:t>
-        </w:r>
-      </w:hyperlink>
-    </w:p>
-    <w:p>
-      <w:pPr>
-        <w:pStyle w:val="ListParagraph"/>
-        <w:numPr>
-          <w:ilvl w:val="0"/>
-          <w:numId w:val="20"/>
-        </w:numPr>
-        <w:rPr>
-          <w:rFonts w:ascii="Times New Roman" w:eastAsia="Times New Roman" w:hAnsi="Times New Roman" w:cs="Times New Roman"/>
-          <w:sz w:val="24"/>
-          <w:szCs w:val="24"/>
-        </w:rPr>
-      </w:pPr>
-      <w:hyperlink r:id="rId7" w:history="1">
-        <w:r>
-          <w:rPr>
-            <w:rStyle w:val="instancename"/>
-            <w:rFonts w:ascii="Times New Roman" w:hAnsi="Times New Roman" w:cs="Times New Roman"/>
-            <w:sz w:val="24"/>
-            <w:szCs w:val="24"/>
-          </w:rPr>
-          <w:t>Modern Database Management (11th edition)</w:t>
-        </w:r>
-      </w:hyperlink>
-    </w:p>
-    <w:p>
-      <w:pPr>
-        <w:numPr>
-          <w:ilvl w:val="0"/>
-          <w:numId w:val="20"/>
-        </w:numPr>
-        <w:rPr>
-          <w:rFonts w:ascii="Times New Roman" w:eastAsia="Times New Roman" w:hAnsi="Times New Roman" w:cs="Times New Roman"/>
-          <w:sz w:val="24"/>
-          <w:szCs w:val="24"/>
-        </w:rPr>
-      </w:pPr>
-      <w:r>
-        <w:rPr>
-          <w:rFonts w:ascii="Times New Roman" w:eastAsia="Times New Roman" w:hAnsi="Times New Roman" w:cs="Times New Roman"/>
-          <w:sz w:val="24"/>
-          <w:szCs w:val="24"/>
-        </w:rPr>
-        <w:t>Maven documentation</w:t>
-      </w:r>
-    </w:p>
-    <w:p>
-      <w:pPr>
-        <w:numPr>
-          <w:ilvl w:val="0"/>
-          <w:numId w:val="20"/>
-        </w:numPr>
-        <w:spacing w:after="240"/>
-        <w:rPr>
-          <w:rFonts w:ascii="Times New Roman" w:eastAsia="Times New Roman" w:hAnsi="Times New Roman" w:cs="Times New Roman"/>
-          <w:sz w:val="24"/>
-          <w:szCs w:val="24"/>
-        </w:rPr>
-      </w:pPr>
-      <w:r>
-        <w:rPr>
-          <w:rFonts w:ascii="Times New Roman" w:eastAsia="Times New Roman" w:hAnsi="Times New Roman" w:cs="Times New Roman"/>
-          <w:sz w:val="24"/>
-          <w:szCs w:val="24"/>
-        </w:rPr>
-        <w:t xml:space="preserve">Web Development &amp; Design </w:t>
-      </w:r>
-      <w:r>
-        <w:rPr>
-          <w:rFonts w:ascii="Times New Roman" w:eastAsia="Times New Roman" w:hAnsi="Times New Roman" w:cs="Times New Roman"/>
-          <w:sz w:val="24"/>
-          <w:szCs w:val="24"/>
-        </w:rPr>
-        <w:t>Foundations with HTML5</w:t>
+      <w:r>
+        <w:t>[1] L. V. Green, "Queueing analysis in healthcare," in Patient Flow: Reducing Delay in Healthcare Delivery, R. W. Hall, Ed. Boston, MA: Springer, 2006, pp. 281–307.</w:t>
+      </w:r>
+    </w:p>
+    <w:p>
+      <w:r>
+        <w:t>[2] N. Gilboy, P. Tanabe, D. Travers, and A. M. Rosenau, Emergency Severity Index (ESI): A Triage Tool for Emergency Department Care, Version 4. Implementation Handbook 2012 Edition, AHRQ Pub. No. 12-0014, Rockville, MD: Agency for Healthcare Research and Quality, 2012.</w:t>
+      </w:r>
+    </w:p>
+    <w:p>
+      <w:r>
+        <w:t>[3] F. Y. Lin and H. C. Chen, "Machine learning algorithms for predicting outpatient waiting time," International Journal of Environmental Research and Public Health, vol. 17, no. 18, p. 6542, 2020.</w:t>
+      </w:r>
+    </w:p>
+    <w:p>
+      <w:r>
+        <w:t>[4] I. Mohammadi, H. Wu, A. Turkcan, T. Toscos, and B. N. Doebbeling, "Data analytics and modeling for appointment no-show in outpatient clinics," Journal of Healthcare Engineering, vol. 2018, Article ID 4187050, 2018.</w:t>
+      </w:r>
+    </w:p>
+    <w:p>
+      <w:r>
+        <w:t>[5] P. Lewis et al., "Retrieval-augmented generation for knowledge-intensive NLP tasks," in Advances in Neural Information Processing Systems (NeurIPS 2020), vol. 33, pp. 9459–9474, 2020.</w:t>
+      </w:r>
+    </w:p>
+    <w:p>
+      <w:r>
+        <w:t>[6] R. C. Martin, Clean Architecture: A Craftsman's Guide to Software Structure and Design. Boston, MA: Prentice Hall, 2017.</w:t>
+      </w:r>
+    </w:p>
+    <w:p>
+      <w:r>
+        <w:t>[7] J. Bloch, Effective Java, 3rd ed. Boston, MA: Addison-Wesley Professional, 2018.</w:t>
+      </w:r>
+    </w:p>
+    <w:p>
+      <w:r>
+        <w:t>[8] C. Walls, Spring in Action, 6th ed. Shelter Island, NY: Manning Publications, 2022.</w:t>
+      </w:r>
+    </w:p>
+    <w:p>
+      <w:r>
+        <w:t>[9] A. Silberschatz, H. F. Korth, and S. Sudarshan, Database System Concepts, 7th ed. New York: McGraw-Hill Education, 2020.</w:t>
+      </w:r>
+    </w:p>
+    <w:p>
+      <w:r>
+        <w:t>[10] R. T. Fielding, "Architectural styles and the design of network-based software architectures," Ph.D. dissertation, Department of Information and Computer Science, University of California, Irvine, CA, 2000.</w:t>
       </w:r>
     </w:p>
     <w:sectPr>
